--- a/public/templates/office/Phase5_준공대금청구공문.docx
+++ b/public/templates/office/Phase5_준공대금청구공문.docx
@@ -3,78 +3,72 @@
 <w:document xmlns:wpc="http://schemas.microsoft.com/office/word/2010/wordprocessingCanvas" xmlns:mo="http://schemas.microsoft.com/office/mac/office/2008/main" xmlns:mc="http://schemas.openxmlformats.org/markup-compatibility/2006" xmlns:mv="urn:schemas-microsoft-com:mac:vml" xmlns:o="urn:schemas-microsoft-com:office:office" xmlns:r="http://schemas.openxmlformats.org/officeDocument/2006/relationships" xmlns:m="http://schemas.openxmlformats.org/officeDocument/2006/math" xmlns:v="urn:schemas-microsoft-com:vml" xmlns:wp14="http://schemas.microsoft.com/office/word/2010/wordprocessingDrawing" xmlns:wp="http://schemas.openxmlformats.org/drawingml/2006/wordprocessingDrawing" xmlns:w10="urn:schemas-microsoft-com:office:word" xmlns:w="http://schemas.openxmlformats.org/wordprocessingml/2006/main" xmlns:w14="http://schemas.microsoft.com/office/word/2010/wordml" xmlns:wpg="http://schemas.microsoft.com/office/word/2010/wordprocessingGroup" xmlns:wpi="http://schemas.microsoft.com/office/word/2010/wordprocessingInk" xmlns:wne="http://schemas.microsoft.com/office/word/2006/wordml" xmlns:wps="http://schemas.microsoft.com/office/word/2010/wordprocessingShape" mc:Ignorable="w14 wp14">
   <w:body>
     <w:p>
-      <w:pPr>
-        <w:jc w:val="center"/>
-      </w:pPr>
       <w:r>
         <w:rPr>
-          <w:rFonts w:ascii="Malgun Gothic" w:hAnsi="Malgun Gothic"/>
+          <w:rFonts w:ascii="맑은 고딕" w:hAnsi="맑은 고딕" w:eastAsia="맑은 고딕"/>
           <w:b/>
-          <w:color w:val="1E293B"/>
+          <w:color w:val="2563EB"/>
+          <w:sz w:val="17"/>
+        </w:rPr>
+        <w:t>[엠파시 엔터프라이즈 표준 사업관리 서식] 문서번호: EMP-DOC-P5-05 | 사업명: 한빛글로벌 SyncGuard AI 시스템 구축</w:t>
+      </w:r>
+    </w:p>
+    <w:p>
+      <w:r>
+        <w:rPr>
+          <w:rFonts w:ascii="맑은 고딕" w:hAnsi="맑은 고딕" w:eastAsia="맑은 고딕"/>
+          <w:b/>
+          <w:color w:val="0F172A"/>
           <w:sz w:val="36"/>
         </w:rPr>
         <w:t>준공(잔금) 대금 청구 공문</w:t>
       </w:r>
     </w:p>
     <w:p>
-      <w:pPr>
-        <w:jc w:val="center"/>
-      </w:pPr>
       <w:r>
         <w:rPr>
-          <w:rFonts w:ascii="Malgun Gothic" w:hAnsi="Malgun Gothic"/>
-          <w:color w:val="64748B"/>
+          <w:rFonts w:ascii="맑은 고딕" w:hAnsi="맑은 고딕" w:eastAsia="맑은 고딕"/>
+          <w:b w:val="0"/>
+          <w:color w:val="475569"/>
           <w:sz w:val="21"/>
         </w:rPr>
-        <w:t>문서번호: 엠파시-경영-2026-042 | 완납증명 및 하자보증증권 첨부</w:t>
-      </w:r>
-    </w:p>
-    <w:p/>
-    <w:p>
-      <w:pPr>
-        <w:spacing w:before="160" w:after="80"/>
-      </w:pPr>
-      <w:r>
-        <w:rPr>
-          <w:rFonts w:ascii="Malgun Gothic" w:hAnsi="Malgun Gothic"/>
-          <w:b/>
-          <w:color w:val="2563EB"/>
-          <w:sz w:val="26"/>
-        </w:rPr>
-        <w:t>1. 청구 대금 내역</w:t>
+        <w:t>문서번호: 엠파시-경영-2026-1031호 | SyncGuard AI 구축 사업 최종 검수 완료에 따른 잔금(30%) 지급 청구</w:t>
       </w:r>
     </w:p>
     <w:tbl>
       <w:tblPr>
+        <w:tblStyle w:val="TableGrid"/>
         <w:tblW w:type="auto" w:w="0"/>
         <w:jc w:val="center"/>
-        <w:tblLayout w:type="autofit"/>
         <w:tblLook w:firstColumn="1" w:firstRow="1" w:lastColumn="0" w:lastRow="0" w:noHBand="0" w:noVBand="1" w:val="04A0"/>
       </w:tblPr>
       <w:tblGrid>
-        <w:gridCol w:w="3120"/>
-        <w:gridCol w:w="3120"/>
-        <w:gridCol w:w="3120"/>
+        <w:gridCol w:w="4896"/>
+        <w:gridCol w:w="4896"/>
       </w:tblGrid>
       <w:tr>
         <w:tc>
           <w:tcPr>
-            <w:tcW w:type="dxa" w:w="3120"/>
+            <w:tcW w:type="dxa" w:w="4896"/>
+            <w:shd w:fill="1B365D"/>
             <w:tcMar>
-              <w:top w:w="100" w:type="dxa"/>
-              <w:bottom w:w="100" w:type="dxa"/>
-              <w:left w:w="130" w:type="dxa"/>
-              <w:right w:w="130" w:type="dxa"/>
+              <w:top w:w="110" w:type="dxa"/>
+              <w:bottom w:w="110" w:type="dxa"/>
+              <w:left w:w="140" w:type="dxa"/>
+              <w:right w:w="140" w:type="dxa"/>
             </w:tcMar>
-            <w:shd w:fill="1E293B"/>
           </w:tcPr>
           <w:p>
+            <w:pPr>
+              <w:jc w:val="center"/>
+            </w:pPr>
+            <w:r/>
             <w:r>
               <w:rPr>
-                <w:rFonts w:ascii="Malgun Gothic" w:hAnsi="Malgun Gothic"/>
+                <w:rFonts w:ascii="맑은 고딕" w:hAnsi="맑은 고딕" w:eastAsia="맑은 고딕"/>
                 <w:b/>
                 <w:color w:val="FFFFFF"/>
-                <w:sz w:val="18"/>
+                <w:sz w:val="19"/>
               </w:rPr>
               <w:t>구분</w:t>
             </w:r>
@@ -82,47 +76,28 @@
         </w:tc>
         <w:tc>
           <w:tcPr>
-            <w:tcW w:type="dxa" w:w="3120"/>
+            <w:tcW w:type="dxa" w:w="4896"/>
+            <w:shd w:fill="1B365D"/>
             <w:tcMar>
-              <w:top w:w="100" w:type="dxa"/>
-              <w:bottom w:w="100" w:type="dxa"/>
-              <w:left w:w="130" w:type="dxa"/>
-              <w:right w:w="130" w:type="dxa"/>
+              <w:top w:w="110" w:type="dxa"/>
+              <w:bottom w:w="110" w:type="dxa"/>
+              <w:left w:w="140" w:type="dxa"/>
+              <w:right w:w="140" w:type="dxa"/>
             </w:tcMar>
-            <w:shd w:fill="1E293B"/>
           </w:tcPr>
           <w:p>
+            <w:pPr>
+              <w:jc w:val="center"/>
+            </w:pPr>
+            <w:r/>
             <w:r>
               <w:rPr>
-                <w:rFonts w:ascii="Malgun Gothic" w:hAnsi="Malgun Gothic"/>
+                <w:rFonts w:ascii="맑은 고딕" w:hAnsi="맑은 고딕" w:eastAsia="맑은 고딕"/>
                 <w:b/>
                 <w:color w:val="FFFFFF"/>
-                <w:sz w:val="18"/>
+                <w:sz w:val="19"/>
               </w:rPr>
-              <w:t>금액 (원)</w:t>
-            </w:r>
-          </w:p>
-        </w:tc>
-        <w:tc>
-          <w:tcPr>
-            <w:tcW w:type="dxa" w:w="3120"/>
-            <w:tcMar>
-              <w:top w:w="100" w:type="dxa"/>
-              <w:bottom w:w="100" w:type="dxa"/>
-              <w:left w:w="130" w:type="dxa"/>
-              <w:right w:w="130" w:type="dxa"/>
-            </w:tcMar>
-            <w:shd w:fill="1E293B"/>
-          </w:tcPr>
-          <w:p>
-            <w:r>
-              <w:rPr>
-                <w:rFonts w:ascii="Malgun Gothic" w:hAnsi="Malgun Gothic"/>
-                <w:b/>
-                <w:color w:val="FFFFFF"/>
-                <w:sz w:val="18"/>
-              </w:rPr>
-              <w:t>비고</w:t>
+              <w:t>상세 내용</w:t>
             </w:r>
           </w:p>
         </w:tc>
@@ -130,21 +105,465 @@
       <w:tr>
         <w:tc>
           <w:tcPr>
-            <w:tcW w:type="dxa" w:w="3120"/>
+            <w:tcW w:type="dxa" w:w="4896"/>
+            <w:shd w:fill="EFF6FF"/>
             <w:tcMar>
-              <w:top w:w="100" w:type="dxa"/>
-              <w:bottom w:w="100" w:type="dxa"/>
-              <w:left w:w="130" w:type="dxa"/>
-              <w:right w:w="130" w:type="dxa"/>
+              <w:top w:w="90" w:type="dxa"/>
+              <w:bottom w:w="90" w:type="dxa"/>
+              <w:left w:w="140" w:type="dxa"/>
+              <w:right w:w="140" w:type="dxa"/>
             </w:tcMar>
-            <w:shd w:fill="F8FAFC"/>
           </w:tcPr>
           <w:p>
+            <w:r/>
             <w:r>
               <w:rPr>
-                <w:rFonts w:ascii="Malgun Gothic" w:hAnsi="Malgun Gothic"/>
-                <w:color w:val="334155"/>
-                <w:sz w:val="18"/>
+                <w:rFonts w:ascii="맑은 고딕" w:hAnsi="맑은 고딕" w:eastAsia="맑은 고딕"/>
+                <w:b/>
+                <w:color w:val="1E293B"/>
+                <w:sz w:val="19"/>
+              </w:rPr>
+              <w:t>수신 / 참조</w:t>
+            </w:r>
+          </w:p>
+        </w:tc>
+        <w:tc>
+          <w:tcPr>
+            <w:tcW w:type="dxa" w:w="4896"/>
+            <w:shd w:fill="FFFFFF"/>
+            <w:tcMar>
+              <w:top w:w="90" w:type="dxa"/>
+              <w:bottom w:w="90" w:type="dxa"/>
+              <w:left w:w="140" w:type="dxa"/>
+              <w:right w:w="140" w:type="dxa"/>
+            </w:tcMar>
+          </w:tcPr>
+          <w:p>
+            <w:r/>
+            <w:r>
+              <w:rPr>
+                <w:rFonts w:ascii="맑은 고딕" w:hAnsi="맑은 고딕" w:eastAsia="맑은 고딕"/>
+                <w:b w:val="0"/>
+                <w:color w:val="1E293B"/>
+                <w:sz w:val="19"/>
+              </w:rPr>
+              <w:t>주식회사 한빛글로벌 대표이사 귀하 / 구매전략팀장·디지털혁신본부장 참조</w:t>
+            </w:r>
+          </w:p>
+        </w:tc>
+      </w:tr>
+      <w:tr>
+        <w:tc>
+          <w:tcPr>
+            <w:tcW w:type="dxa" w:w="4896"/>
+            <w:shd w:fill="EFF6FF"/>
+            <w:tcMar>
+              <w:top w:w="90" w:type="dxa"/>
+              <w:bottom w:w="90" w:type="dxa"/>
+              <w:left w:w="140" w:type="dxa"/>
+              <w:right w:w="140" w:type="dxa"/>
+            </w:tcMar>
+          </w:tcPr>
+          <w:p>
+            <w:r/>
+            <w:r>
+              <w:rPr>
+                <w:rFonts w:ascii="맑은 고딕" w:hAnsi="맑은 고딕" w:eastAsia="맑은 고딕"/>
+                <w:b/>
+                <w:color w:val="1E293B"/>
+                <w:sz w:val="19"/>
+              </w:rPr>
+              <w:t>발신</w:t>
+            </w:r>
+          </w:p>
+        </w:tc>
+        <w:tc>
+          <w:tcPr>
+            <w:tcW w:type="dxa" w:w="4896"/>
+            <w:shd w:fill="F8FAFC"/>
+            <w:tcMar>
+              <w:top w:w="90" w:type="dxa"/>
+              <w:bottom w:w="90" w:type="dxa"/>
+              <w:left w:w="140" w:type="dxa"/>
+              <w:right w:w="140" w:type="dxa"/>
+            </w:tcMar>
+          </w:tcPr>
+          <w:p>
+            <w:r/>
+            <w:r>
+              <w:rPr>
+                <w:rFonts w:ascii="맑은 고딕" w:hAnsi="맑은 고딕" w:eastAsia="맑은 고딕"/>
+                <w:b w:val="0"/>
+                <w:color w:val="1E293B"/>
+                <w:sz w:val="19"/>
+              </w:rPr>
+              <w:t>주식회사 엠파시 대표이사 김창석 (서울시 금천구 가산디지털1로 205)</w:t>
+            </w:r>
+          </w:p>
+        </w:tc>
+      </w:tr>
+      <w:tr>
+        <w:tc>
+          <w:tcPr>
+            <w:tcW w:type="dxa" w:w="4896"/>
+            <w:shd w:fill="EFF6FF"/>
+            <w:tcMar>
+              <w:top w:w="90" w:type="dxa"/>
+              <w:bottom w:w="90" w:type="dxa"/>
+              <w:left w:w="140" w:type="dxa"/>
+              <w:right w:w="140" w:type="dxa"/>
+            </w:tcMar>
+          </w:tcPr>
+          <w:p>
+            <w:r/>
+            <w:r>
+              <w:rPr>
+                <w:rFonts w:ascii="맑은 고딕" w:hAnsi="맑은 고딕" w:eastAsia="맑은 고딕"/>
+                <w:b/>
+                <w:color w:val="1E293B"/>
+                <w:sz w:val="19"/>
+              </w:rPr>
+              <w:t>계약 건명 (번호)</w:t>
+            </w:r>
+          </w:p>
+        </w:tc>
+        <w:tc>
+          <w:tcPr>
+            <w:tcW w:type="dxa" w:w="4896"/>
+            <w:shd w:fill="FFFFFF"/>
+            <w:tcMar>
+              <w:top w:w="90" w:type="dxa"/>
+              <w:bottom w:w="90" w:type="dxa"/>
+              <w:left w:w="140" w:type="dxa"/>
+              <w:right w:w="140" w:type="dxa"/>
+            </w:tcMar>
+          </w:tcPr>
+          <w:p>
+            <w:r/>
+            <w:r>
+              <w:rPr>
+                <w:rFonts w:ascii="맑은 고딕" w:hAnsi="맑은 고딕" w:eastAsia="맑은 고딕"/>
+                <w:b w:val="0"/>
+                <w:color w:val="1E293B"/>
+                <w:sz w:val="19"/>
+              </w:rPr>
+              <w:t>SyncGuard AI — 엔터프라이즈 AI 콘텐츠·규제 심의 자동화 시스템 구축 (HB-IT-2026-0042)</w:t>
+            </w:r>
+          </w:p>
+        </w:tc>
+      </w:tr>
+      <w:tr>
+        <w:tc>
+          <w:tcPr>
+            <w:tcW w:type="dxa" w:w="4896"/>
+            <w:shd w:fill="EFF6FF"/>
+            <w:tcMar>
+              <w:top w:w="90" w:type="dxa"/>
+              <w:bottom w:w="90" w:type="dxa"/>
+              <w:left w:w="140" w:type="dxa"/>
+              <w:right w:w="140" w:type="dxa"/>
+            </w:tcMar>
+          </w:tcPr>
+          <w:p>
+            <w:r/>
+            <w:r>
+              <w:rPr>
+                <w:rFonts w:ascii="맑은 고딕" w:hAnsi="맑은 고딕" w:eastAsia="맑은 고딕"/>
+                <w:b/>
+                <w:color w:val="1E293B"/>
+                <w:sz w:val="19"/>
+              </w:rPr>
+              <w:t>최종 검수 합격일</w:t>
+            </w:r>
+          </w:p>
+        </w:tc>
+        <w:tc>
+          <w:tcPr>
+            <w:tcW w:type="dxa" w:w="4896"/>
+            <w:shd w:fill="F8FAFC"/>
+            <w:tcMar>
+              <w:top w:w="90" w:type="dxa"/>
+              <w:bottom w:w="90" w:type="dxa"/>
+              <w:left w:w="140" w:type="dxa"/>
+              <w:right w:w="140" w:type="dxa"/>
+            </w:tcMar>
+          </w:tcPr>
+          <w:p>
+            <w:r/>
+            <w:r>
+              <w:rPr>
+                <w:rFonts w:ascii="맑은 고딕" w:hAnsi="맑은 고딕" w:eastAsia="맑은 고딕"/>
+                <w:b w:val="0"/>
+                <w:color w:val="1E293B"/>
+                <w:sz w:val="19"/>
+              </w:rPr>
+              <w:t>2026년 10월 30일 (검수확인서 문서번호: EMP_IMP_040)</w:t>
+            </w:r>
+          </w:p>
+        </w:tc>
+      </w:tr>
+      <w:tr>
+        <w:tc>
+          <w:tcPr>
+            <w:tcW w:type="dxa" w:w="4896"/>
+            <w:shd w:fill="EFF6FF"/>
+            <w:tcMar>
+              <w:top w:w="90" w:type="dxa"/>
+              <w:bottom w:w="90" w:type="dxa"/>
+              <w:left w:w="140" w:type="dxa"/>
+              <w:right w:w="140" w:type="dxa"/>
+            </w:tcMar>
+          </w:tcPr>
+          <w:p>
+            <w:r/>
+            <w:r>
+              <w:rPr>
+                <w:rFonts w:ascii="맑은 고딕" w:hAnsi="맑은 고딕" w:eastAsia="맑은 고딕"/>
+                <w:b/>
+                <w:color w:val="1E293B"/>
+                <w:sz w:val="19"/>
+              </w:rPr>
+              <w:t>금회 청구 잔금액</w:t>
+            </w:r>
+          </w:p>
+        </w:tc>
+        <w:tc>
+          <w:tcPr>
+            <w:tcW w:type="dxa" w:w="4896"/>
+            <w:shd w:fill="FFFFFF"/>
+            <w:tcMar>
+              <w:top w:w="90" w:type="dxa"/>
+              <w:bottom w:w="90" w:type="dxa"/>
+              <w:left w:w="140" w:type="dxa"/>
+              <w:right w:w="140" w:type="dxa"/>
+            </w:tcMar>
+          </w:tcPr>
+          <w:p>
+            <w:r/>
+            <w:r>
+              <w:rPr>
+                <w:rFonts w:ascii="맑은 고딕" w:hAnsi="맑은 고딕" w:eastAsia="맑은 고딕"/>
+                <w:b w:val="0"/>
+                <w:color w:val="1E293B"/>
+                <w:sz w:val="19"/>
+              </w:rPr>
+              <w:t>일금 일억삼천오백만원정 (₩135,000,000, 부가가치세 포함)</w:t>
+            </w:r>
+          </w:p>
+        </w:tc>
+      </w:tr>
+    </w:tbl>
+    <w:p/>
+    <w:p>
+      <w:r>
+        <w:rPr>
+          <w:rFonts w:ascii="맑은 고딕" w:hAnsi="맑은 고딕" w:eastAsia="맑은 고딕"/>
+          <w:b/>
+          <w:color w:val="1B365D"/>
+          <w:sz w:val="25"/>
+        </w:rPr>
+        <w:t>1. 계약 대금 정산 및 잔금 청구 내역</w:t>
+      </w:r>
+    </w:p>
+    <w:tbl>
+      <w:tblPr>
+        <w:tblStyle w:val="TableGrid"/>
+        <w:tblW w:type="auto" w:w="0"/>
+        <w:jc w:val="center"/>
+        <w:tblLook w:firstColumn="1" w:firstRow="1" w:lastColumn="0" w:lastRow="0" w:noHBand="0" w:noVBand="1" w:val="04A0"/>
+      </w:tblPr>
+      <w:tblGrid>
+        <w:gridCol w:w="1632"/>
+        <w:gridCol w:w="1632"/>
+        <w:gridCol w:w="1632"/>
+        <w:gridCol w:w="1632"/>
+        <w:gridCol w:w="1632"/>
+        <w:gridCol w:w="1632"/>
+      </w:tblGrid>
+      <w:tr>
+        <w:tc>
+          <w:tcPr>
+            <w:tcW w:type="dxa" w:w="1632"/>
+            <w:shd w:fill="1B365D"/>
+            <w:tcMar>
+              <w:top w:w="110" w:type="dxa"/>
+              <w:bottom w:w="110" w:type="dxa"/>
+              <w:left w:w="140" w:type="dxa"/>
+              <w:right w:w="140" w:type="dxa"/>
+            </w:tcMar>
+          </w:tcPr>
+          <w:p>
+            <w:pPr>
+              <w:jc w:val="center"/>
+            </w:pPr>
+            <w:r/>
+            <w:r>
+              <w:rPr>
+                <w:rFonts w:ascii="맑은 고딕" w:hAnsi="맑은 고딕" w:eastAsia="맑은 고딕"/>
+                <w:b/>
+                <w:color w:val="FFFFFF"/>
+                <w:sz w:val="19"/>
+              </w:rPr>
+              <w:t>대금 구분</w:t>
+            </w:r>
+          </w:p>
+        </w:tc>
+        <w:tc>
+          <w:tcPr>
+            <w:tcW w:type="dxa" w:w="1632"/>
+            <w:shd w:fill="1B365D"/>
+            <w:tcMar>
+              <w:top w:w="110" w:type="dxa"/>
+              <w:bottom w:w="110" w:type="dxa"/>
+              <w:left w:w="140" w:type="dxa"/>
+              <w:right w:w="140" w:type="dxa"/>
+            </w:tcMar>
+          </w:tcPr>
+          <w:p>
+            <w:pPr>
+              <w:jc w:val="center"/>
+            </w:pPr>
+            <w:r/>
+            <w:r>
+              <w:rPr>
+                <w:rFonts w:ascii="맑은 고딕" w:hAnsi="맑은 고딕" w:eastAsia="맑은 고딕"/>
+                <w:b/>
+                <w:color w:val="FFFFFF"/>
+                <w:sz w:val="19"/>
+              </w:rPr>
+              <w:t>비율</w:t>
+            </w:r>
+          </w:p>
+        </w:tc>
+        <w:tc>
+          <w:tcPr>
+            <w:tcW w:type="dxa" w:w="1632"/>
+            <w:shd w:fill="1B365D"/>
+            <w:tcMar>
+              <w:top w:w="110" w:type="dxa"/>
+              <w:bottom w:w="110" w:type="dxa"/>
+              <w:left w:w="140" w:type="dxa"/>
+              <w:right w:w="140" w:type="dxa"/>
+            </w:tcMar>
+          </w:tcPr>
+          <w:p>
+            <w:pPr>
+              <w:jc w:val="center"/>
+            </w:pPr>
+            <w:r/>
+            <w:r>
+              <w:rPr>
+                <w:rFonts w:ascii="맑은 고딕" w:hAnsi="맑은 고딕" w:eastAsia="맑은 고딕"/>
+                <w:b/>
+                <w:color w:val="FFFFFF"/>
+                <w:sz w:val="19"/>
+              </w:rPr>
+              <w:t>공급가액 (원)</w:t>
+            </w:r>
+          </w:p>
+        </w:tc>
+        <w:tc>
+          <w:tcPr>
+            <w:tcW w:type="dxa" w:w="1632"/>
+            <w:shd w:fill="1B365D"/>
+            <w:tcMar>
+              <w:top w:w="110" w:type="dxa"/>
+              <w:bottom w:w="110" w:type="dxa"/>
+              <w:left w:w="140" w:type="dxa"/>
+              <w:right w:w="140" w:type="dxa"/>
+            </w:tcMar>
+          </w:tcPr>
+          <w:p>
+            <w:pPr>
+              <w:jc w:val="center"/>
+            </w:pPr>
+            <w:r/>
+            <w:r>
+              <w:rPr>
+                <w:rFonts w:ascii="맑은 고딕" w:hAnsi="맑은 고딕" w:eastAsia="맑은 고딕"/>
+                <w:b/>
+                <w:color w:val="FFFFFF"/>
+                <w:sz w:val="19"/>
+              </w:rPr>
+              <w:t>부가가치세 (원)</w:t>
+            </w:r>
+          </w:p>
+        </w:tc>
+        <w:tc>
+          <w:tcPr>
+            <w:tcW w:type="dxa" w:w="1632"/>
+            <w:shd w:fill="1B365D"/>
+            <w:tcMar>
+              <w:top w:w="110" w:type="dxa"/>
+              <w:bottom w:w="110" w:type="dxa"/>
+              <w:left w:w="140" w:type="dxa"/>
+              <w:right w:w="140" w:type="dxa"/>
+            </w:tcMar>
+          </w:tcPr>
+          <w:p>
+            <w:pPr>
+              <w:jc w:val="center"/>
+            </w:pPr>
+            <w:r/>
+            <w:r>
+              <w:rPr>
+                <w:rFonts w:ascii="맑은 고딕" w:hAnsi="맑은 고딕" w:eastAsia="맑은 고딕"/>
+                <w:b/>
+                <w:color w:val="FFFFFF"/>
+                <w:sz w:val="19"/>
+              </w:rPr>
+              <w:t>합계 금액 (VAT 포함)</w:t>
+            </w:r>
+          </w:p>
+        </w:tc>
+        <w:tc>
+          <w:tcPr>
+            <w:tcW w:type="dxa" w:w="1632"/>
+            <w:shd w:fill="1B365D"/>
+            <w:tcMar>
+              <w:top w:w="110" w:type="dxa"/>
+              <w:bottom w:w="110" w:type="dxa"/>
+              <w:left w:w="140" w:type="dxa"/>
+              <w:right w:w="140" w:type="dxa"/>
+            </w:tcMar>
+          </w:tcPr>
+          <w:p>
+            <w:pPr>
+              <w:jc w:val="center"/>
+            </w:pPr>
+            <w:r/>
+            <w:r>
+              <w:rPr>
+                <w:rFonts w:ascii="맑은 고딕" w:hAnsi="맑은 고딕" w:eastAsia="맑은 고딕"/>
+                <w:b/>
+                <w:color w:val="FFFFFF"/>
+                <w:sz w:val="19"/>
+              </w:rPr>
+              <w:t>수령/청구 일자 및 비고</w:t>
+            </w:r>
+          </w:p>
+        </w:tc>
+      </w:tr>
+      <w:tr>
+        <w:tc>
+          <w:tcPr>
+            <w:tcW w:type="dxa" w:w="1632"/>
+            <w:shd w:fill="FFFFFF"/>
+            <w:tcMar>
+              <w:top w:w="90" w:type="dxa"/>
+              <w:bottom w:w="90" w:type="dxa"/>
+              <w:left w:w="140" w:type="dxa"/>
+              <w:right w:w="140" w:type="dxa"/>
+            </w:tcMar>
+          </w:tcPr>
+          <w:p>
+            <w:r/>
+            <w:r>
+              <w:rPr>
+                <w:rFonts w:ascii="맑은 고딕" w:hAnsi="맑은 고딕" w:eastAsia="맑은 고딕"/>
+                <w:b w:val="0"/>
+                <w:color w:val="1E293B"/>
+                <w:sz w:val="19"/>
               </w:rPr>
               <w:t>총 계약 금액</w:t>
             </w:r>
@@ -152,45 +571,121 @@
         </w:tc>
         <w:tc>
           <w:tcPr>
-            <w:tcW w:type="dxa" w:w="3120"/>
+            <w:tcW w:type="dxa" w:w="1632"/>
+            <w:shd w:fill="FFFFFF"/>
             <w:tcMar>
-              <w:top w:w="100" w:type="dxa"/>
-              <w:bottom w:w="100" w:type="dxa"/>
-              <w:left w:w="130" w:type="dxa"/>
-              <w:right w:w="130" w:type="dxa"/>
+              <w:top w:w="90" w:type="dxa"/>
+              <w:bottom w:w="90" w:type="dxa"/>
+              <w:left w:w="140" w:type="dxa"/>
+              <w:right w:w="140" w:type="dxa"/>
             </w:tcMar>
-            <w:shd w:fill="F8FAFC"/>
           </w:tcPr>
           <w:p>
+            <w:r/>
             <w:r>
               <w:rPr>
-                <w:rFonts w:ascii="Malgun Gothic" w:hAnsi="Malgun Gothic"/>
-                <w:color w:val="334155"/>
-                <w:sz w:val="18"/>
+                <w:rFonts w:ascii="맑은 고딕" w:hAnsi="맑은 고딕" w:eastAsia="맑은 고딕"/>
+                <w:b w:val="0"/>
+                <w:color w:val="1E293B"/>
+                <w:sz w:val="19"/>
               </w:rPr>
-              <w:t>000,000,000</w:t>
+              <w:t>100%</w:t>
             </w:r>
           </w:p>
         </w:tc>
         <w:tc>
           <w:tcPr>
-            <w:tcW w:type="dxa" w:w="3120"/>
+            <w:tcW w:type="dxa" w:w="1632"/>
+            <w:shd w:fill="FFFFFF"/>
             <w:tcMar>
-              <w:top w:w="100" w:type="dxa"/>
-              <w:bottom w:w="100" w:type="dxa"/>
-              <w:left w:w="130" w:type="dxa"/>
-              <w:right w:w="130" w:type="dxa"/>
+              <w:top w:w="90" w:type="dxa"/>
+              <w:bottom w:w="90" w:type="dxa"/>
+              <w:left w:w="140" w:type="dxa"/>
+              <w:right w:w="140" w:type="dxa"/>
             </w:tcMar>
-            <w:shd w:fill="F8FAFC"/>
           </w:tcPr>
           <w:p>
+            <w:r/>
             <w:r>
               <w:rPr>
-                <w:rFonts w:ascii="Malgun Gothic" w:hAnsi="Malgun Gothic"/>
-                <w:color w:val="334155"/>
-                <w:sz w:val="18"/>
+                <w:rFonts w:ascii="맑은 고딕" w:hAnsi="맑은 고딕" w:eastAsia="맑은 고딕"/>
+                <w:b w:val="0"/>
+                <w:color w:val="1E293B"/>
+                <w:sz w:val="19"/>
               </w:rPr>
-              <w:t>VAT 포함</w:t>
+              <w:t>₩409,090,909</w:t>
+            </w:r>
+          </w:p>
+        </w:tc>
+        <w:tc>
+          <w:tcPr>
+            <w:tcW w:type="dxa" w:w="1632"/>
+            <w:shd w:fill="FFFFFF"/>
+            <w:tcMar>
+              <w:top w:w="90" w:type="dxa"/>
+              <w:bottom w:w="90" w:type="dxa"/>
+              <w:left w:w="140" w:type="dxa"/>
+              <w:right w:w="140" w:type="dxa"/>
+            </w:tcMar>
+          </w:tcPr>
+          <w:p>
+            <w:r/>
+            <w:r>
+              <w:rPr>
+                <w:rFonts w:ascii="맑은 고딕" w:hAnsi="맑은 고딕" w:eastAsia="맑은 고딕"/>
+                <w:b w:val="0"/>
+                <w:color w:val="1E293B"/>
+                <w:sz w:val="19"/>
+              </w:rPr>
+              <w:t>₩40,909,091</w:t>
+            </w:r>
+          </w:p>
+        </w:tc>
+        <w:tc>
+          <w:tcPr>
+            <w:tcW w:type="dxa" w:w="1632"/>
+            <w:shd w:fill="FFFFFF"/>
+            <w:tcMar>
+              <w:top w:w="90" w:type="dxa"/>
+              <w:bottom w:w="90" w:type="dxa"/>
+              <w:left w:w="140" w:type="dxa"/>
+              <w:right w:w="140" w:type="dxa"/>
+            </w:tcMar>
+          </w:tcPr>
+          <w:p>
+            <w:r/>
+            <w:r>
+              <w:rPr>
+                <w:rFonts w:ascii="맑은 고딕" w:hAnsi="맑은 고딕" w:eastAsia="맑은 고딕"/>
+                <w:b w:val="0"/>
+                <w:color w:val="1E293B"/>
+                <w:sz w:val="19"/>
+              </w:rPr>
+              <w:t>₩450,000,000</w:t>
+            </w:r>
+          </w:p>
+        </w:tc>
+        <w:tc>
+          <w:tcPr>
+            <w:tcW w:type="dxa" w:w="1632"/>
+            <w:shd w:fill="FFFFFF"/>
+            <w:tcMar>
+              <w:top w:w="90" w:type="dxa"/>
+              <w:bottom w:w="90" w:type="dxa"/>
+              <w:left w:w="140" w:type="dxa"/>
+              <w:right w:w="140" w:type="dxa"/>
+            </w:tcMar>
+          </w:tcPr>
+          <w:p>
+            <w:r/>
+            <w:r>
+              <w:rPr>
+                <w:rFonts w:ascii="맑은 고딕" w:hAnsi="맑은 고딕" w:eastAsia="맑은 고딕"/>
+                <w:b w:val="0"/>
+                <w:color w:val="1E293B"/>
+                <w:sz w:val="19"/>
+              </w:rPr>
+              <w:t>2026.05.01 계약 체결</w:t>
             </w:r>
           </w:p>
         </w:tc>
@@ -198,21 +693,23 @@
       <w:tr>
         <w:tc>
           <w:tcPr>
-            <w:tcW w:type="dxa" w:w="3120"/>
+            <w:tcW w:type="dxa" w:w="1632"/>
+            <w:shd w:fill="F8FAFC"/>
             <w:tcMar>
-              <w:top w:w="100" w:type="dxa"/>
-              <w:bottom w:w="100" w:type="dxa"/>
-              <w:left w:w="130" w:type="dxa"/>
-              <w:right w:w="130" w:type="dxa"/>
+              <w:top w:w="90" w:type="dxa"/>
+              <w:bottom w:w="90" w:type="dxa"/>
+              <w:left w:w="140" w:type="dxa"/>
+              <w:right w:w="140" w:type="dxa"/>
             </w:tcMar>
-            <w:shd w:fill="FFFFFF"/>
           </w:tcPr>
           <w:p>
+            <w:r/>
             <w:r>
               <w:rPr>
-                <w:rFonts w:ascii="Malgun Gothic" w:hAnsi="Malgun Gothic"/>
-                <w:color w:val="334155"/>
-                <w:sz w:val="18"/>
+                <w:rFonts w:ascii="맑은 고딕" w:hAnsi="맑은 고딕" w:eastAsia="맑은 고딕"/>
+                <w:b w:val="0"/>
+                <w:color w:val="1E293B"/>
+                <w:sz w:val="19"/>
               </w:rPr>
               <w:t>기 수령 선금액</w:t>
             </w:r>
@@ -220,45 +717,121 @@
         </w:tc>
         <w:tc>
           <w:tcPr>
-            <w:tcW w:type="dxa" w:w="3120"/>
+            <w:tcW w:type="dxa" w:w="1632"/>
+            <w:shd w:fill="F8FAFC"/>
             <w:tcMar>
-              <w:top w:w="100" w:type="dxa"/>
-              <w:bottom w:w="100" w:type="dxa"/>
-              <w:left w:w="130" w:type="dxa"/>
-              <w:right w:w="130" w:type="dxa"/>
+              <w:top w:w="90" w:type="dxa"/>
+              <w:bottom w:w="90" w:type="dxa"/>
+              <w:left w:w="140" w:type="dxa"/>
+              <w:right w:w="140" w:type="dxa"/>
             </w:tcMar>
-            <w:shd w:fill="FFFFFF"/>
           </w:tcPr>
           <w:p>
+            <w:r/>
             <w:r>
               <w:rPr>
-                <w:rFonts w:ascii="Malgun Gothic" w:hAnsi="Malgun Gothic"/>
-                <w:color w:val="334155"/>
-                <w:sz w:val="18"/>
+                <w:rFonts w:ascii="맑은 고딕" w:hAnsi="맑은 고딕" w:eastAsia="맑은 고딕"/>
+                <w:b w:val="0"/>
+                <w:color w:val="1E293B"/>
+                <w:sz w:val="19"/>
               </w:rPr>
-              <w:t>00,000,000</w:t>
+              <w:t>30%</w:t>
             </w:r>
           </w:p>
         </w:tc>
         <w:tc>
           <w:tcPr>
-            <w:tcW w:type="dxa" w:w="3120"/>
+            <w:tcW w:type="dxa" w:w="1632"/>
+            <w:shd w:fill="F8FAFC"/>
             <w:tcMar>
-              <w:top w:w="100" w:type="dxa"/>
-              <w:bottom w:w="100" w:type="dxa"/>
-              <w:left w:w="130" w:type="dxa"/>
-              <w:right w:w="130" w:type="dxa"/>
+              <w:top w:w="90" w:type="dxa"/>
+              <w:bottom w:w="90" w:type="dxa"/>
+              <w:left w:w="140" w:type="dxa"/>
+              <w:right w:w="140" w:type="dxa"/>
             </w:tcMar>
-            <w:shd w:fill="FFFFFF"/>
           </w:tcPr>
           <w:p>
+            <w:r/>
             <w:r>
               <w:rPr>
-                <w:rFonts w:ascii="Malgun Gothic" w:hAnsi="Malgun Gothic"/>
-                <w:color w:val="334155"/>
-                <w:sz w:val="18"/>
+                <w:rFonts w:ascii="맑은 고딕" w:hAnsi="맑은 고딕" w:eastAsia="맑은 고딕"/>
+                <w:b w:val="0"/>
+                <w:color w:val="1E293B"/>
+                <w:sz w:val="19"/>
               </w:rPr>
-              <w:t>계약금의 30%</w:t>
+              <w:t>₩122,727,273</w:t>
+            </w:r>
+          </w:p>
+        </w:tc>
+        <w:tc>
+          <w:tcPr>
+            <w:tcW w:type="dxa" w:w="1632"/>
+            <w:shd w:fill="F8FAFC"/>
+            <w:tcMar>
+              <w:top w:w="90" w:type="dxa"/>
+              <w:bottom w:w="90" w:type="dxa"/>
+              <w:left w:w="140" w:type="dxa"/>
+              <w:right w:w="140" w:type="dxa"/>
+            </w:tcMar>
+          </w:tcPr>
+          <w:p>
+            <w:r/>
+            <w:r>
+              <w:rPr>
+                <w:rFonts w:ascii="맑은 고딕" w:hAnsi="맑은 고딕" w:eastAsia="맑은 고딕"/>
+                <w:b w:val="0"/>
+                <w:color w:val="1E293B"/>
+                <w:sz w:val="19"/>
+              </w:rPr>
+              <w:t>₩12,272,727</w:t>
+            </w:r>
+          </w:p>
+        </w:tc>
+        <w:tc>
+          <w:tcPr>
+            <w:tcW w:type="dxa" w:w="1632"/>
+            <w:shd w:fill="F8FAFC"/>
+            <w:tcMar>
+              <w:top w:w="90" w:type="dxa"/>
+              <w:bottom w:w="90" w:type="dxa"/>
+              <w:left w:w="140" w:type="dxa"/>
+              <w:right w:w="140" w:type="dxa"/>
+            </w:tcMar>
+          </w:tcPr>
+          <w:p>
+            <w:r/>
+            <w:r>
+              <w:rPr>
+                <w:rFonts w:ascii="맑은 고딕" w:hAnsi="맑은 고딕" w:eastAsia="맑은 고딕"/>
+                <w:b w:val="0"/>
+                <w:color w:val="1E293B"/>
+                <w:sz w:val="19"/>
+              </w:rPr>
+              <w:t>₩135,000,000</w:t>
+            </w:r>
+          </w:p>
+        </w:tc>
+        <w:tc>
+          <w:tcPr>
+            <w:tcW w:type="dxa" w:w="1632"/>
+            <w:shd w:fill="F8FAFC"/>
+            <w:tcMar>
+              <w:top w:w="90" w:type="dxa"/>
+              <w:bottom w:w="90" w:type="dxa"/>
+              <w:left w:w="140" w:type="dxa"/>
+              <w:right w:w="140" w:type="dxa"/>
+            </w:tcMar>
+          </w:tcPr>
+          <w:p>
+            <w:r/>
+            <w:r>
+              <w:rPr>
+                <w:rFonts w:ascii="맑은 고딕" w:hAnsi="맑은 고딕" w:eastAsia="맑은 고딕"/>
+                <w:b w:val="0"/>
+                <w:color w:val="1E293B"/>
+                <w:sz w:val="19"/>
+              </w:rPr>
+              <w:t>2026.05.15 수령 완료</w:t>
             </w:r>
           </w:p>
         </w:tc>
@@ -266,67 +839,145 @@
       <w:tr>
         <w:tc>
           <w:tcPr>
-            <w:tcW w:type="dxa" w:w="3120"/>
+            <w:tcW w:type="dxa" w:w="1632"/>
+            <w:shd w:fill="FFFFFF"/>
             <w:tcMar>
-              <w:top w:w="100" w:type="dxa"/>
-              <w:bottom w:w="100" w:type="dxa"/>
-              <w:left w:w="130" w:type="dxa"/>
-              <w:right w:w="130" w:type="dxa"/>
+              <w:top w:w="90" w:type="dxa"/>
+              <w:bottom w:w="90" w:type="dxa"/>
+              <w:left w:w="140" w:type="dxa"/>
+              <w:right w:w="140" w:type="dxa"/>
             </w:tcMar>
-            <w:shd w:fill="F8FAFC"/>
           </w:tcPr>
           <w:p>
+            <w:r/>
             <w:r>
               <w:rPr>
-                <w:rFonts w:ascii="Malgun Gothic" w:hAnsi="Malgun Gothic"/>
-                <w:color w:val="334155"/>
-                <w:sz w:val="18"/>
+                <w:rFonts w:ascii="맑은 고딕" w:hAnsi="맑은 고딕" w:eastAsia="맑은 고딕"/>
+                <w:b w:val="0"/>
+                <w:color w:val="1E293B"/>
+                <w:sz w:val="19"/>
               </w:rPr>
-              <w:t>기 수령 기성액</w:t>
+              <w:t>기 수령 중도금액</w:t>
             </w:r>
           </w:p>
         </w:tc>
         <w:tc>
           <w:tcPr>
-            <w:tcW w:type="dxa" w:w="3120"/>
+            <w:tcW w:type="dxa" w:w="1632"/>
+            <w:shd w:fill="FFFFFF"/>
             <w:tcMar>
-              <w:top w:w="100" w:type="dxa"/>
-              <w:bottom w:w="100" w:type="dxa"/>
-              <w:left w:w="130" w:type="dxa"/>
-              <w:right w:w="130" w:type="dxa"/>
+              <w:top w:w="90" w:type="dxa"/>
+              <w:bottom w:w="90" w:type="dxa"/>
+              <w:left w:w="140" w:type="dxa"/>
+              <w:right w:w="140" w:type="dxa"/>
             </w:tcMar>
-            <w:shd w:fill="F8FAFC"/>
           </w:tcPr>
           <w:p>
+            <w:r/>
             <w:r>
               <w:rPr>
-                <w:rFonts w:ascii="Malgun Gothic" w:hAnsi="Malgun Gothic"/>
-                <w:color w:val="334155"/>
-                <w:sz w:val="18"/>
+                <w:rFonts w:ascii="맑은 고딕" w:hAnsi="맑은 고딕" w:eastAsia="맑은 고딕"/>
+                <w:b w:val="0"/>
+                <w:color w:val="1E293B"/>
+                <w:sz w:val="19"/>
               </w:rPr>
-              <w:t>00,000,000</w:t>
+              <w:t>40%</w:t>
             </w:r>
           </w:p>
         </w:tc>
         <w:tc>
           <w:tcPr>
-            <w:tcW w:type="dxa" w:w="3120"/>
+            <w:tcW w:type="dxa" w:w="1632"/>
+            <w:shd w:fill="FFFFFF"/>
             <w:tcMar>
-              <w:top w:w="100" w:type="dxa"/>
-              <w:bottom w:w="100" w:type="dxa"/>
-              <w:left w:w="130" w:type="dxa"/>
-              <w:right w:w="130" w:type="dxa"/>
+              <w:top w:w="90" w:type="dxa"/>
+              <w:bottom w:w="90" w:type="dxa"/>
+              <w:left w:w="140" w:type="dxa"/>
+              <w:right w:w="140" w:type="dxa"/>
             </w:tcMar>
-            <w:shd w:fill="F8FAFC"/>
           </w:tcPr>
           <w:p>
+            <w:r/>
             <w:r>
               <w:rPr>
-                <w:rFonts w:ascii="Malgun Gothic" w:hAnsi="Malgun Gothic"/>
-                <w:color w:val="334155"/>
-                <w:sz w:val="18"/>
+                <w:rFonts w:ascii="맑은 고딕" w:hAnsi="맑은 고딕" w:eastAsia="맑은 고딕"/>
+                <w:b w:val="0"/>
+                <w:color w:val="1E293B"/>
+                <w:sz w:val="19"/>
               </w:rPr>
-              <w:t>계약금의 40%</w:t>
+              <w:t>₩163,636,363</w:t>
+            </w:r>
+          </w:p>
+        </w:tc>
+        <w:tc>
+          <w:tcPr>
+            <w:tcW w:type="dxa" w:w="1632"/>
+            <w:shd w:fill="FFFFFF"/>
+            <w:tcMar>
+              <w:top w:w="90" w:type="dxa"/>
+              <w:bottom w:w="90" w:type="dxa"/>
+              <w:left w:w="140" w:type="dxa"/>
+              <w:right w:w="140" w:type="dxa"/>
+            </w:tcMar>
+          </w:tcPr>
+          <w:p>
+            <w:r/>
+            <w:r>
+              <w:rPr>
+                <w:rFonts w:ascii="맑은 고딕" w:hAnsi="맑은 고딕" w:eastAsia="맑은 고딕"/>
+                <w:b w:val="0"/>
+                <w:color w:val="1E293B"/>
+                <w:sz w:val="19"/>
+              </w:rPr>
+              <w:t>₩16,363,637</w:t>
+            </w:r>
+          </w:p>
+        </w:tc>
+        <w:tc>
+          <w:tcPr>
+            <w:tcW w:type="dxa" w:w="1632"/>
+            <w:shd w:fill="FFFFFF"/>
+            <w:tcMar>
+              <w:top w:w="90" w:type="dxa"/>
+              <w:bottom w:w="90" w:type="dxa"/>
+              <w:left w:w="140" w:type="dxa"/>
+              <w:right w:w="140" w:type="dxa"/>
+            </w:tcMar>
+          </w:tcPr>
+          <w:p>
+            <w:r/>
+            <w:r>
+              <w:rPr>
+                <w:rFonts w:ascii="맑은 고딕" w:hAnsi="맑은 고딕" w:eastAsia="맑은 고딕"/>
+                <w:b w:val="0"/>
+                <w:color w:val="1E293B"/>
+                <w:sz w:val="19"/>
+              </w:rPr>
+              <w:t>₩180,000,000</w:t>
+            </w:r>
+          </w:p>
+        </w:tc>
+        <w:tc>
+          <w:tcPr>
+            <w:tcW w:type="dxa" w:w="1632"/>
+            <w:shd w:fill="FFFFFF"/>
+            <w:tcMar>
+              <w:top w:w="90" w:type="dxa"/>
+              <w:bottom w:w="90" w:type="dxa"/>
+              <w:left w:w="140" w:type="dxa"/>
+              <w:right w:w="140" w:type="dxa"/>
+            </w:tcMar>
+          </w:tcPr>
+          <w:p>
+            <w:r/>
+            <w:r>
+              <w:rPr>
+                <w:rFonts w:ascii="맑은 고딕" w:hAnsi="맑은 고딕" w:eastAsia="맑은 고딕"/>
+                <w:b w:val="0"/>
+                <w:color w:val="1E293B"/>
+                <w:sz w:val="19"/>
+              </w:rPr>
+              <w:t>2026.08.25 수령 완료</w:t>
             </w:r>
           </w:p>
         </w:tc>
@@ -334,67 +985,145 @@
       <w:tr>
         <w:tc>
           <w:tcPr>
-            <w:tcW w:type="dxa" w:w="3120"/>
+            <w:tcW w:type="dxa" w:w="1632"/>
+            <w:shd w:fill="F8FAFC"/>
             <w:tcMar>
-              <w:top w:w="100" w:type="dxa"/>
-              <w:bottom w:w="100" w:type="dxa"/>
-              <w:left w:w="130" w:type="dxa"/>
-              <w:right w:w="130" w:type="dxa"/>
+              <w:top w:w="90" w:type="dxa"/>
+              <w:bottom w:w="90" w:type="dxa"/>
+              <w:left w:w="140" w:type="dxa"/>
+              <w:right w:w="140" w:type="dxa"/>
             </w:tcMar>
-            <w:shd w:fill="FFFFFF"/>
           </w:tcPr>
           <w:p>
+            <w:r/>
             <w:r>
               <w:rPr>
-                <w:rFonts w:ascii="Malgun Gothic" w:hAnsi="Malgun Gothic"/>
-                <w:color w:val="334155"/>
-                <w:sz w:val="18"/>
+                <w:rFonts w:ascii="맑은 고딕" w:hAnsi="맑은 고딕" w:eastAsia="맑은 고딕"/>
+                <w:b w:val="0"/>
+                <w:color w:val="1E293B"/>
+                <w:sz w:val="19"/>
               </w:rPr>
-              <w:t>금회 최종 청구액 (잔금)</w:t>
+              <w:t>금회 청구 잔금액</w:t>
             </w:r>
           </w:p>
         </w:tc>
         <w:tc>
           <w:tcPr>
-            <w:tcW w:type="dxa" w:w="3120"/>
+            <w:tcW w:type="dxa" w:w="1632"/>
+            <w:shd w:fill="F8FAFC"/>
             <w:tcMar>
-              <w:top w:w="100" w:type="dxa"/>
-              <w:bottom w:w="100" w:type="dxa"/>
-              <w:left w:w="130" w:type="dxa"/>
-              <w:right w:w="130" w:type="dxa"/>
+              <w:top w:w="90" w:type="dxa"/>
+              <w:bottom w:w="90" w:type="dxa"/>
+              <w:left w:w="140" w:type="dxa"/>
+              <w:right w:w="140" w:type="dxa"/>
             </w:tcMar>
-            <w:shd w:fill="FFFFFF"/>
           </w:tcPr>
           <w:p>
+            <w:r/>
             <w:r>
               <w:rPr>
-                <w:rFonts w:ascii="Malgun Gothic" w:hAnsi="Malgun Gothic"/>
-                <w:color w:val="334155"/>
-                <w:sz w:val="18"/>
+                <w:rFonts w:ascii="맑은 고딕" w:hAnsi="맑은 고딕" w:eastAsia="맑은 고딕"/>
+                <w:b w:val="0"/>
+                <w:color w:val="1E293B"/>
+                <w:sz w:val="19"/>
               </w:rPr>
-              <w:t>00,000,000</w:t>
+              <w:t>30%</w:t>
             </w:r>
           </w:p>
         </w:tc>
         <w:tc>
           <w:tcPr>
-            <w:tcW w:type="dxa" w:w="3120"/>
+            <w:tcW w:type="dxa" w:w="1632"/>
+            <w:shd w:fill="F8FAFC"/>
             <w:tcMar>
-              <w:top w:w="100" w:type="dxa"/>
-              <w:bottom w:w="100" w:type="dxa"/>
-              <w:left w:w="130" w:type="dxa"/>
-              <w:right w:w="130" w:type="dxa"/>
+              <w:top w:w="90" w:type="dxa"/>
+              <w:bottom w:w="90" w:type="dxa"/>
+              <w:left w:w="140" w:type="dxa"/>
+              <w:right w:w="140" w:type="dxa"/>
             </w:tcMar>
-            <w:shd w:fill="FFFFFF"/>
           </w:tcPr>
           <w:p>
+            <w:r/>
             <w:r>
               <w:rPr>
-                <w:rFonts w:ascii="Malgun Gothic" w:hAnsi="Malgun Gothic"/>
-                <w:color w:val="334155"/>
-                <w:sz w:val="18"/>
+                <w:rFonts w:ascii="맑은 고딕" w:hAnsi="맑은 고딕" w:eastAsia="맑은 고딕"/>
+                <w:b w:val="0"/>
+                <w:color w:val="1E293B"/>
+                <w:sz w:val="19"/>
               </w:rPr>
-              <w:t>계약금의 30% (VAT 포함)</w:t>
+              <w:t>₩122,727,273</w:t>
+            </w:r>
+          </w:p>
+        </w:tc>
+        <w:tc>
+          <w:tcPr>
+            <w:tcW w:type="dxa" w:w="1632"/>
+            <w:shd w:fill="F8FAFC"/>
+            <w:tcMar>
+              <w:top w:w="90" w:type="dxa"/>
+              <w:bottom w:w="90" w:type="dxa"/>
+              <w:left w:w="140" w:type="dxa"/>
+              <w:right w:w="140" w:type="dxa"/>
+            </w:tcMar>
+          </w:tcPr>
+          <w:p>
+            <w:r/>
+            <w:r>
+              <w:rPr>
+                <w:rFonts w:ascii="맑은 고딕" w:hAnsi="맑은 고딕" w:eastAsia="맑은 고딕"/>
+                <w:b w:val="0"/>
+                <w:color w:val="1E293B"/>
+                <w:sz w:val="19"/>
+              </w:rPr>
+              <w:t>₩12,272,727</w:t>
+            </w:r>
+          </w:p>
+        </w:tc>
+        <w:tc>
+          <w:tcPr>
+            <w:tcW w:type="dxa" w:w="1632"/>
+            <w:shd w:fill="F8FAFC"/>
+            <w:tcMar>
+              <w:top w:w="90" w:type="dxa"/>
+              <w:bottom w:w="90" w:type="dxa"/>
+              <w:left w:w="140" w:type="dxa"/>
+              <w:right w:w="140" w:type="dxa"/>
+            </w:tcMar>
+          </w:tcPr>
+          <w:p>
+            <w:r/>
+            <w:r>
+              <w:rPr>
+                <w:rFonts w:ascii="맑은 고딕" w:hAnsi="맑은 고딕" w:eastAsia="맑은 고딕"/>
+                <w:b w:val="0"/>
+                <w:color w:val="1E293B"/>
+                <w:sz w:val="19"/>
+              </w:rPr>
+              <w:t>₩135,000,000</w:t>
+            </w:r>
+          </w:p>
+        </w:tc>
+        <w:tc>
+          <w:tcPr>
+            <w:tcW w:type="dxa" w:w="1632"/>
+            <w:shd w:fill="F8FAFC"/>
+            <w:tcMar>
+              <w:top w:w="90" w:type="dxa"/>
+              <w:bottom w:w="90" w:type="dxa"/>
+              <w:left w:w="140" w:type="dxa"/>
+              <w:right w:w="140" w:type="dxa"/>
+            </w:tcMar>
+          </w:tcPr>
+          <w:p>
+            <w:r/>
+            <w:r>
+              <w:rPr>
+                <w:rFonts w:ascii="맑은 고딕" w:hAnsi="맑은 고딕" w:eastAsia="맑은 고딕"/>
+                <w:b w:val="0"/>
+                <w:color w:val="1E293B"/>
+                <w:sz w:val="19"/>
+              </w:rPr>
+              <w:t>2026.10.31 전자세금계산서 발행</w:t>
             </w:r>
           </w:p>
         </w:tc>
@@ -402,184 +1131,199 @@
     </w:tbl>
     <w:p/>
     <w:p>
-      <w:pPr>
-        <w:spacing w:before="160" w:after="80"/>
-      </w:pPr>
       <w:r>
         <w:rPr>
-          <w:rFonts w:ascii="Malgun Gothic" w:hAnsi="Malgun Gothic"/>
+          <w:rFonts w:ascii="맑은 고딕" w:hAnsi="맑은 고딕" w:eastAsia="맑은 고딕"/>
           <w:b/>
-          <w:color w:val="2563EB"/>
-          <w:sz w:val="26"/>
+          <w:color w:val="1B365D"/>
+          <w:sz w:val="25"/>
         </w:rPr>
-        <w:t>2. 8대 필수 첨부 서류 목록</w:t>
+        <w:t>2. 잔금 청구 필수 첨부 서류 목록 (전수 구비 완료)</w:t>
+      </w:r>
+    </w:p>
+    <w:p>
+      <w:r>
+        <w:rPr>
+          <w:rFonts w:ascii="맑은 고딕" w:hAnsi="맑은 고딕" w:eastAsia="맑은 고딕"/>
+          <w:b w:val="0"/>
+          <w:color w:val="1E293B"/>
+          <w:sz w:val="20"/>
+        </w:rPr>
+        <w:t>1. 전자세금계산서 (승인번호: 20261031-41000289-99102411, 합계 ₩135,000,000) 1부</w:t>
+      </w:r>
+    </w:p>
+    <w:p>
+      <w:r>
+        <w:rPr>
+          <w:rFonts w:ascii="맑은 고딕" w:hAnsi="맑은 고딕" w:eastAsia="맑은 고딕"/>
+          <w:b w:val="0"/>
+          <w:color w:val="1E293B"/>
+          <w:sz w:val="20"/>
+        </w:rPr>
+        <w:t>2. 최종 검수 완료 확인서 및 시스템 인수증 사본 (양사 기명날인본) 1부</w:t>
+      </w:r>
+    </w:p>
+    <w:p>
+      <w:r>
+        <w:rPr>
+          <w:rFonts w:ascii="맑은 고딕" w:hAnsi="맑은 고딕" w:eastAsia="맑은 고딕"/>
+          <w:b w:val="0"/>
+          <w:color w:val="1E293B"/>
+          <w:sz w:val="20"/>
+        </w:rPr>
+        <w:t>3. 하자보수이행보증보험증권 (서울보증보험 제2026-1030-9912호, 보증금액 ₩22,500,000 / 계약금의 5%, 보증기간 2026.11.01 ~ 2027.10.31) 1부</w:t>
+      </w:r>
+    </w:p>
+    <w:p>
+      <w:r>
+        <w:rPr>
+          <w:rFonts w:ascii="맑은 고딕" w:hAnsi="맑은 고딕" w:eastAsia="맑은 고딕"/>
+          <w:b w:val="0"/>
+          <w:color w:val="1E293B"/>
+          <w:sz w:val="20"/>
+        </w:rPr>
+        <w:t>4. 국세 완납증명서, 지방세 완납증명서 및 4대 사회보험료 완납증명서 각 1부</w:t>
+      </w:r>
+    </w:p>
+    <w:p>
+      <w:r>
+        <w:rPr>
+          <w:rFonts w:ascii="맑은 고딕" w:hAnsi="맑은 고딕" w:eastAsia="맑은 고딕"/>
+          <w:b w:val="0"/>
+          <w:color w:val="1E293B"/>
+          <w:sz w:val="20"/>
+        </w:rPr>
+        <w:t>5. 산출물 최종 납품 목록(51종) 수령 확인서 및 법인 통장 사본(우리은행 1005-802-492011) 각 1부</w:t>
       </w:r>
     </w:p>
     <w:p>
       <w:pPr>
-        <w:spacing w:line="312" w:lineRule="auto" w:after="60"/>
+        <w:jc w:val="right"/>
       </w:pPr>
       <w:r>
         <w:rPr>
-          <w:rFonts w:ascii="Malgun Gothic" w:hAnsi="Malgun Gothic"/>
-          <w:color w:val="334155"/>
-          <w:sz w:val="20"/>
+          <w:rFonts w:ascii="맑은 고딕" w:hAnsi="맑은 고딕" w:eastAsia="맑은 고딕"/>
+          <w:b/>
+          <w:color w:val="0F172A"/>
+          <w:sz w:val="21"/>
         </w:rPr>
-        <w:t>1. 전자세금계산서 사본 1부</w:t>
+        <w:t>확정 및 서명일자: 2026년 10월 31일</w:t>
       </w:r>
     </w:p>
-    <w:p>
-      <w:pPr>
-        <w:spacing w:line="312" w:lineRule="auto" w:after="60"/>
-      </w:pPr>
-      <w:r>
-        <w:rPr>
-          <w:rFonts w:ascii="Malgun Gothic" w:hAnsi="Malgun Gothic"/>
-          <w:color w:val="334155"/>
-          <w:sz w:val="20"/>
-        </w:rPr>
-        <w:t>2. 최종 검수 완료 확인서 및 인수증 사본 1부</w:t>
-      </w:r>
-    </w:p>
-    <w:p>
-      <w:pPr>
-        <w:spacing w:line="312" w:lineRule="auto" w:after="60"/>
-      </w:pPr>
-      <w:r>
-        <w:rPr>
-          <w:rFonts w:ascii="Malgun Gothic" w:hAnsi="Malgun Gothic"/>
-          <w:color w:val="334155"/>
-          <w:sz w:val="20"/>
-        </w:rPr>
-        <w:t>3. 하자보수보증금 지급보증서 (SGI서울보증, 계약금의 5%, 1년간) 1부</w:t>
-      </w:r>
-    </w:p>
-    <w:p>
-      <w:pPr>
-        <w:spacing w:line="312" w:lineRule="auto" w:after="60"/>
-      </w:pPr>
-      <w:r>
-        <w:rPr>
-          <w:rFonts w:ascii="Malgun Gothic" w:hAnsi="Malgun Gothic"/>
-          <w:color w:val="334155"/>
-          <w:sz w:val="20"/>
-        </w:rPr>
-        <w:t>4. 국세 완납증명서 및 지방세 완납증명서 각 1부</w:t>
-      </w:r>
-    </w:p>
-    <w:p>
-      <w:pPr>
-        <w:spacing w:line="312" w:lineRule="auto" w:after="60"/>
-      </w:pPr>
-      <w:r>
-        <w:rPr>
-          <w:rFonts w:ascii="Malgun Gothic" w:hAnsi="Malgun Gothic"/>
-          <w:color w:val="334155"/>
-          <w:sz w:val="20"/>
-        </w:rPr>
-        <w:t>5. 4대 사회보험료 완납증명서 1부</w:t>
-      </w:r>
-    </w:p>
-    <w:p>
-      <w:pPr>
-        <w:spacing w:line="312" w:lineRule="auto" w:after="60"/>
-      </w:pPr>
-      <w:r>
-        <w:rPr>
-          <w:rFonts w:ascii="Malgun Gothic" w:hAnsi="Malgun Gothic"/>
-          <w:color w:val="334155"/>
-          <w:sz w:val="20"/>
-        </w:rPr>
-        <w:t>6. 법인 통장 사본 및 법인인감증명서 각 1부</w:t>
-      </w:r>
-    </w:p>
-    <w:p>
-      <w:pPr>
-        <w:jc w:val="center"/>
-      </w:pPr>
-      <w:r>
-        <w:rPr>
-          <w:rFonts w:ascii="Malgun Gothic" w:hAnsi="Malgun Gothic"/>
-          <w:b/>
-          <w:sz w:val="21"/>
-        </w:rPr>
-        <w:t>합의 및 확인일자: 202  년     월     일</w:t>
-      </w:r>
-    </w:p>
-    <w:p/>
     <w:tbl>
       <w:tblPr>
+        <w:tblStyle w:val="TableGrid"/>
         <w:tblW w:type="auto" w:w="0"/>
         <w:jc w:val="center"/>
         <w:tblLook w:firstColumn="1" w:firstRow="1" w:lastColumn="0" w:lastRow="0" w:noHBand="0" w:noVBand="1" w:val="04A0"/>
       </w:tblPr>
       <w:tblGrid>
-        <w:gridCol w:w="3120"/>
-        <w:gridCol w:w="3120"/>
-        <w:gridCol w:w="3120"/>
+        <w:gridCol w:w="2448"/>
+        <w:gridCol w:w="2448"/>
+        <w:gridCol w:w="2448"/>
+        <w:gridCol w:w="2448"/>
       </w:tblGrid>
       <w:tr>
         <w:tc>
           <w:tcPr>
-            <w:tcW w:type="dxa" w:w="3120"/>
-            <w:shd w:fill="334155"/>
+            <w:tcW w:type="dxa" w:w="2448"/>
+            <w:shd w:fill="1B365D"/>
             <w:tcMar>
-              <w:top w:w="90" w:type="dxa"/>
-              <w:bottom w:w="90" w:type="dxa"/>
-              <w:left w:w="110" w:type="dxa"/>
-              <w:right w:w="110" w:type="dxa"/>
+              <w:top w:w="110" w:type="dxa"/>
+              <w:bottom w:w="110" w:type="dxa"/>
+              <w:left w:w="140" w:type="dxa"/>
+              <w:right w:w="140" w:type="dxa"/>
             </w:tcMar>
           </w:tcPr>
           <w:p>
+            <w:pPr>
+              <w:jc w:val="center"/>
+            </w:pPr>
+            <w:r/>
             <w:r>
               <w:rPr>
-                <w:rFonts w:ascii="Malgun Gothic" w:hAnsi="Malgun Gothic"/>
+                <w:rFonts w:ascii="맑은 고딕" w:hAnsi="맑은 고딕" w:eastAsia="맑은 고딕"/>
                 <w:b/>
                 <w:color w:val="FFFFFF"/>
                 <w:sz w:val="19"/>
               </w:rPr>
-              <w:t>구 분</w:t>
+              <w:t>구분</w:t>
             </w:r>
           </w:p>
         </w:tc>
         <w:tc>
           <w:tcPr>
-            <w:tcW w:type="dxa" w:w="3120"/>
-            <w:shd w:fill="334155"/>
+            <w:tcW w:type="dxa" w:w="2448"/>
+            <w:shd w:fill="1B365D"/>
             <w:tcMar>
-              <w:top w:w="90" w:type="dxa"/>
-              <w:bottom w:w="90" w:type="dxa"/>
-              <w:left w:w="110" w:type="dxa"/>
-              <w:right w:w="110" w:type="dxa"/>
+              <w:top w:w="110" w:type="dxa"/>
+              <w:bottom w:w="110" w:type="dxa"/>
+              <w:left w:w="140" w:type="dxa"/>
+              <w:right w:w="140" w:type="dxa"/>
             </w:tcMar>
           </w:tcPr>
           <w:p>
+            <w:pPr>
+              <w:jc w:val="center"/>
+            </w:pPr>
+            <w:r/>
             <w:r>
               <w:rPr>
-                <w:rFonts w:ascii="Malgun Gothic" w:hAnsi="Malgun Gothic"/>
+                <w:rFonts w:ascii="맑은 고딕" w:hAnsi="맑은 고딕" w:eastAsia="맑은 고딕"/>
                 <w:b/>
                 <w:color w:val="FFFFFF"/>
                 <w:sz w:val="19"/>
               </w:rPr>
-              <w:t>소속 / 직급 / 성명</w:t>
+              <w:t>소속 기관 및 부서</w:t>
             </w:r>
           </w:p>
         </w:tc>
         <w:tc>
           <w:tcPr>
-            <w:tcW w:type="dxa" w:w="3120"/>
-            <w:shd w:fill="334155"/>
+            <w:tcW w:type="dxa" w:w="2448"/>
+            <w:shd w:fill="1B365D"/>
             <w:tcMar>
-              <w:top w:w="90" w:type="dxa"/>
-              <w:bottom w:w="90" w:type="dxa"/>
-              <w:left w:w="110" w:type="dxa"/>
-              <w:right w:w="110" w:type="dxa"/>
+              <w:top w:w="110" w:type="dxa"/>
+              <w:bottom w:w="110" w:type="dxa"/>
+              <w:left w:w="140" w:type="dxa"/>
+              <w:right w:w="140" w:type="dxa"/>
             </w:tcMar>
           </w:tcPr>
           <w:p>
+            <w:pPr>
+              <w:jc w:val="center"/>
+            </w:pPr>
+            <w:r/>
             <w:r>
               <w:rPr>
-                <w:rFonts w:ascii="Malgun Gothic" w:hAnsi="Malgun Gothic"/>
+                <w:rFonts w:ascii="맑은 고딕" w:hAnsi="맑은 고딕" w:eastAsia="맑은 고딕"/>
+                <w:b/>
+                <w:color w:val="FFFFFF"/>
+                <w:sz w:val="19"/>
+              </w:rPr>
+              <w:t>직급 / 성명</w:t>
+            </w:r>
+          </w:p>
+        </w:tc>
+        <w:tc>
+          <w:tcPr>
+            <w:tcW w:type="dxa" w:w="2448"/>
+            <w:shd w:fill="1B365D"/>
+            <w:tcMar>
+              <w:top w:w="110" w:type="dxa"/>
+              <w:bottom w:w="110" w:type="dxa"/>
+              <w:left w:w="140" w:type="dxa"/>
+              <w:right w:w="140" w:type="dxa"/>
+            </w:tcMar>
+          </w:tcPr>
+          <w:p>
+            <w:pPr>
+              <w:jc w:val="center"/>
+            </w:pPr>
+            <w:r/>
+            <w:r>
+              <w:rPr>
+                <w:rFonts w:ascii="맑은 고딕" w:hAnsi="맑은 고딕" w:eastAsia="맑은 고딕"/>
                 <w:b/>
                 <w:color w:val="FFFFFF"/>
                 <w:sz w:val="19"/>
@@ -592,61 +1336,97 @@
       <w:tr>
         <w:tc>
           <w:tcPr>
-            <w:tcW w:type="dxa" w:w="3120"/>
+            <w:tcW w:type="dxa" w:w="2448"/>
+            <w:shd w:fill="FFFFFF"/>
             <w:tcMar>
-              <w:top w:w="100" w:type="dxa"/>
-              <w:bottom w:w="100" w:type="dxa"/>
-              <w:left w:w="110" w:type="dxa"/>
-              <w:right w:w="110" w:type="dxa"/>
+              <w:top w:w="90" w:type="dxa"/>
+              <w:bottom w:w="90" w:type="dxa"/>
+              <w:left w:w="140" w:type="dxa"/>
+              <w:right w:w="140" w:type="dxa"/>
             </w:tcMar>
           </w:tcPr>
           <w:p>
+            <w:r/>
             <w:r>
               <w:rPr>
-                <w:rFonts w:ascii="Malgun Gothic" w:hAnsi="Malgun Gothic"/>
-                <w:sz w:val="18"/>
+                <w:rFonts w:ascii="맑은 고딕" w:hAnsi="맑은 고딕" w:eastAsia="맑은 고딕"/>
+                <w:b w:val="0"/>
+                <w:color w:val="1E293B"/>
+                <w:sz w:val="19"/>
               </w:rPr>
-              <w:t>발신인 (수행사)</w:t>
+              <w:t>청구인 (수행사)</w:t>
             </w:r>
           </w:p>
         </w:tc>
         <w:tc>
           <w:tcPr>
-            <w:tcW w:type="dxa" w:w="3120"/>
+            <w:tcW w:type="dxa" w:w="2448"/>
+            <w:shd w:fill="FFFFFF"/>
             <w:tcMar>
-              <w:top w:w="100" w:type="dxa"/>
-              <w:bottom w:w="100" w:type="dxa"/>
-              <w:left w:w="110" w:type="dxa"/>
-              <w:right w:w="110" w:type="dxa"/>
+              <w:top w:w="90" w:type="dxa"/>
+              <w:bottom w:w="90" w:type="dxa"/>
+              <w:left w:w="140" w:type="dxa"/>
+              <w:right w:w="140" w:type="dxa"/>
             </w:tcMar>
           </w:tcPr>
           <w:p>
+            <w:r/>
             <w:r>
               <w:rPr>
-                <w:rFonts w:ascii="Malgun Gothic" w:hAnsi="Malgun Gothic"/>
-                <w:sz w:val="18"/>
+                <w:rFonts w:ascii="맑은 고딕" w:hAnsi="맑은 고딕" w:eastAsia="맑은 고딕"/>
+                <w:b w:val="0"/>
+                <w:color w:val="1E293B"/>
+                <w:sz w:val="19"/>
               </w:rPr>
-              <w:t>주식회사 엠파시 대표이사 [           ]</w:t>
+              <w:t>주식회사 엠파시 대표이사</w:t>
             </w:r>
           </w:p>
         </w:tc>
         <w:tc>
           <w:tcPr>
-            <w:tcW w:type="dxa" w:w="3120"/>
+            <w:tcW w:type="dxa" w:w="2448"/>
+            <w:shd w:fill="FFFFFF"/>
             <w:tcMar>
-              <w:top w:w="100" w:type="dxa"/>
-              <w:bottom w:w="100" w:type="dxa"/>
-              <w:left w:w="110" w:type="dxa"/>
-              <w:right w:w="110" w:type="dxa"/>
+              <w:top w:w="90" w:type="dxa"/>
+              <w:bottom w:w="90" w:type="dxa"/>
+              <w:left w:w="140" w:type="dxa"/>
+              <w:right w:w="140" w:type="dxa"/>
             </w:tcMar>
           </w:tcPr>
           <w:p>
+            <w:r/>
             <w:r>
               <w:rPr>
-                <w:rFonts w:ascii="Malgun Gothic" w:hAnsi="Malgun Gothic"/>
-                <w:sz w:val="18"/>
+                <w:rFonts w:ascii="맑은 고딕" w:hAnsi="맑은 고딕" w:eastAsia="맑은 고딕"/>
+                <w:b w:val="0"/>
+                <w:color w:val="1E293B"/>
+                <w:sz w:val="19"/>
               </w:rPr>
-              <w:t>(서명 또는 인)</w:t>
+              <w:t>대표이사 김 창 석</w:t>
+            </w:r>
+          </w:p>
+        </w:tc>
+        <w:tc>
+          <w:tcPr>
+            <w:tcW w:type="dxa" w:w="2448"/>
+            <w:shd w:fill="FFFFFF"/>
+            <w:tcMar>
+              <w:top w:w="90" w:type="dxa"/>
+              <w:bottom w:w="90" w:type="dxa"/>
+              <w:left w:w="140" w:type="dxa"/>
+              <w:right w:w="140" w:type="dxa"/>
+            </w:tcMar>
+          </w:tcPr>
+          <w:p>
+            <w:r/>
+            <w:r>
+              <w:rPr>
+                <w:rFonts w:ascii="맑은 고딕" w:hAnsi="맑은 고딕" w:eastAsia="맑은 고딕"/>
+                <w:b w:val="0"/>
+                <w:color w:val="1E293B"/>
+                <w:sz w:val="19"/>
+              </w:rPr>
+              <w:t>(법인인감 날인)</w:t>
             </w:r>
           </w:p>
         </w:tc>
@@ -654,61 +1434,97 @@
       <w:tr>
         <w:tc>
           <w:tcPr>
-            <w:tcW w:type="dxa" w:w="3120"/>
+            <w:tcW w:type="dxa" w:w="2448"/>
+            <w:shd w:fill="F8FAFC"/>
             <w:tcMar>
-              <w:top w:w="100" w:type="dxa"/>
-              <w:bottom w:w="100" w:type="dxa"/>
-              <w:left w:w="110" w:type="dxa"/>
-              <w:right w:w="110" w:type="dxa"/>
+              <w:top w:w="90" w:type="dxa"/>
+              <w:bottom w:w="90" w:type="dxa"/>
+              <w:left w:w="140" w:type="dxa"/>
+              <w:right w:w="140" w:type="dxa"/>
             </w:tcMar>
           </w:tcPr>
           <w:p>
+            <w:r/>
             <w:r>
               <w:rPr>
-                <w:rFonts w:ascii="Malgun Gothic" w:hAnsi="Malgun Gothic"/>
-                <w:sz w:val="18"/>
+                <w:rFonts w:ascii="맑은 고딕" w:hAnsi="맑은 고딕" w:eastAsia="맑은 고딕"/>
+                <w:b w:val="0"/>
+                <w:color w:val="1E293B"/>
+                <w:sz w:val="19"/>
               </w:rPr>
-              <w:t>수신인 (발주처)</w:t>
+              <w:t>접수 확인 (발주처)</w:t>
             </w:r>
           </w:p>
         </w:tc>
         <w:tc>
           <w:tcPr>
-            <w:tcW w:type="dxa" w:w="3120"/>
+            <w:tcW w:type="dxa" w:w="2448"/>
+            <w:shd w:fill="F8FAFC"/>
             <w:tcMar>
-              <w:top w:w="100" w:type="dxa"/>
-              <w:bottom w:w="100" w:type="dxa"/>
-              <w:left w:w="110" w:type="dxa"/>
-              <w:right w:w="110" w:type="dxa"/>
+              <w:top w:w="90" w:type="dxa"/>
+              <w:bottom w:w="90" w:type="dxa"/>
+              <w:left w:w="140" w:type="dxa"/>
+              <w:right w:w="140" w:type="dxa"/>
             </w:tcMar>
           </w:tcPr>
           <w:p>
+            <w:r/>
             <w:r>
               <w:rPr>
-                <w:rFonts w:ascii="Malgun Gothic" w:hAnsi="Malgun Gothic"/>
-                <w:sz w:val="18"/>
+                <w:rFonts w:ascii="맑은 고딕" w:hAnsi="맑은 고딕" w:eastAsia="맑은 고딕"/>
+                <w:b w:val="0"/>
+                <w:color w:val="1E293B"/>
+                <w:sz w:val="19"/>
               </w:rPr>
-              <w:t>[고객사명] 대표이사 (참조: 재무회계팀장)</w:t>
+              <w:t>주식회사 한빛글로벌 구매전략팀</w:t>
             </w:r>
           </w:p>
         </w:tc>
         <w:tc>
           <w:tcPr>
-            <w:tcW w:type="dxa" w:w="3120"/>
+            <w:tcW w:type="dxa" w:w="2448"/>
+            <w:shd w:fill="F8FAFC"/>
             <w:tcMar>
-              <w:top w:w="100" w:type="dxa"/>
-              <w:bottom w:w="100" w:type="dxa"/>
-              <w:left w:w="110" w:type="dxa"/>
-              <w:right w:w="110" w:type="dxa"/>
+              <w:top w:w="90" w:type="dxa"/>
+              <w:bottom w:w="90" w:type="dxa"/>
+              <w:left w:w="140" w:type="dxa"/>
+              <w:right w:w="140" w:type="dxa"/>
             </w:tcMar>
           </w:tcPr>
           <w:p>
+            <w:r/>
             <w:r>
               <w:rPr>
-                <w:rFonts w:ascii="Malgun Gothic" w:hAnsi="Malgun Gothic"/>
-                <w:sz w:val="18"/>
+                <w:rFonts w:ascii="맑은 고딕" w:hAnsi="맑은 고딕" w:eastAsia="맑은 고딕"/>
+                <w:b w:val="0"/>
+                <w:color w:val="1E293B"/>
+                <w:sz w:val="19"/>
               </w:rPr>
-              <w:t>(서명 또는 인)</w:t>
+              <w:t>부장 송 민 재</w:t>
+            </w:r>
+          </w:p>
+        </w:tc>
+        <w:tc>
+          <w:tcPr>
+            <w:tcW w:type="dxa" w:w="2448"/>
+            <w:shd w:fill="F8FAFC"/>
+            <w:tcMar>
+              <w:top w:w="90" w:type="dxa"/>
+              <w:bottom w:w="90" w:type="dxa"/>
+              <w:left w:w="140" w:type="dxa"/>
+              <w:right w:w="140" w:type="dxa"/>
+            </w:tcMar>
+          </w:tcPr>
+          <w:p>
+            <w:r/>
+            <w:r>
+              <w:rPr>
+                <w:rFonts w:ascii="맑은 고딕" w:hAnsi="맑은 고딕" w:eastAsia="맑은 고딕"/>
+                <w:b w:val="0"/>
+                <w:color w:val="1E293B"/>
+                <w:sz w:val="19"/>
+              </w:rPr>
+              <w:t>(접수 완료)</w:t>
             </w:r>
           </w:p>
         </w:tc>
@@ -717,7 +1533,7 @@
     <w:p/>
     <w:sectPr>
       <w:pgSz w:w="12240" w:h="15840"/>
-      <w:pgMar w:top="1440" w:right="1440" w:bottom="1440" w:left="1440" w:header="720" w:footer="720" w:gutter="0"/>
+      <w:pgMar w:top="1152" w:right="1224" w:bottom="1152" w:left="1224" w:header="720" w:footer="720" w:gutter="0"/>
       <w:cols w:space="720"/>
       <w:docGrid w:linePitch="360"/>
     </w:sectPr>

--- a/public/templates/office/Phase5_준공대금청구공문.docx
+++ b/public/templates/office/Phase5_준공대금청구공문.docx
@@ -10,7 +10,7 @@
           <w:color w:val="2563EB"/>
           <w:sz w:val="17"/>
         </w:rPr>
-        <w:t>[엠파시 엔터프라이즈 표준 사업관리 서식] 문서번호: EMP-DOC-P5-05 | 사업명: 한빛글로벌 SyncGuard AI 시스템 구축</w:t>
+        <w:t>[엠파시 엔터프라이즈 표준 사업관리 서식] 문서번호: EMP-DOC-P5-05 | 사업명: 한빛글로벌 SyncFlow AI 시스템 구축</w:t>
       </w:r>
     </w:p>
     <w:p>
@@ -32,7 +32,7 @@
           <w:color w:val="475569"/>
           <w:sz w:val="21"/>
         </w:rPr>
-        <w:t>문서번호: 엠파시-경영-2026-1031호 | SyncGuard AI 구축 사업 최종 검수 완료에 따른 잔금(30%) 지급 청구</w:t>
+        <w:t>문서번호: 엠파시-경영-2026-1031호 | SyncFlow AI 구축 사업 최종 검수 완료에 따른 잔금(30%) 지급 청구</w:t>
       </w:r>
     </w:p>
     <w:tbl>
@@ -247,7 +247,7 @@
                 <w:color w:val="1E293B"/>
                 <w:sz w:val="19"/>
               </w:rPr>
-              <w:t>SyncGuard AI — 엔터프라이즈 AI 콘텐츠·규제 심의 자동화 시스템 구축 (HB-IT-2026-0042)</w:t>
+              <w:t>SyncFlow AI — 엔터프라이즈 AI 콘텐츠·규제 검증 자동화 시스템 구축 (HB-IT-2026-0042)</w:t>
             </w:r>
           </w:p>
         </w:tc>
